--- a/paper/mdpi_sensors/submission_R1/response_to_reviewer_2.docx
+++ b/paper/mdpi_sensors/submission_R1/response_to_reviewer_2.docx
@@ -505,7 +505,7 @@
         <w:rPr>
           <w:rStyle w:val="VerbatimChar"/>
         </w:rPr>
-        <w:t xml:space="preserve">main_tracked_changes.pdf</w:t>
+        <w:t xml:space="preserve">tracked_changes.pdf</w:t>
       </w:r>
       <w:r>
         <w:t xml:space="preserve">, latexdiff against the reviewed version) accompanies this letter.</w:t>
@@ -887,7 +887,7 @@
         <w:rPr>
           <w:rStyle w:val="VerbatimChar"/>
         </w:rPr>
-        <w:t xml:space="preserve">revision/exp5_reanalysis.py</w:t>
+        <w:t xml:space="preserve">verification_scripts/exp5_reanalysis.py</w:t>
       </w:r>
       <w:r>
         <w:t xml:space="preserve"> </w:t>
@@ -1573,16 +1573,19 @@
         <w:pStyle w:val="FirstParagraph"/>
       </w:pPr>
       <w:r>
-        <w:t xml:space="preserve">Before making any statistical change we reproduced the published Experiment-5 per-seed results bit-exactly from the pinned seeds (all five Wilcoxon p-values match the published values to six significant digits), and all figure regenerations are rendering-only (numerical outputs byte-identical). The re-analysis and sensitivity scripts, with their outputs, are included in the revision package (</w:t>
+        <w:t xml:space="preserve">Before making any statistical change we reproduced the published Experiment-5 per-seed results bit-exactly from the pinned seeds (all five Wilcoxon p-values match the published values to six significant digits), and all figure regenerations are rendering-only (numerical outputs byte-identical). The re-analysis and sensitivity scripts, with their outputs, are included in the accompanying package (</w:t>
       </w:r>
       <w:r>
         <w:rPr>
           <w:rStyle w:val="VerbatimChar"/>
         </w:rPr>
-        <w:t xml:space="preserve">revision/exp5_reanalysis.py</w:t>
-      </w:r>
-      <w:r>
-        <w:t xml:space="preserve">,</w:t>
+        <w:t xml:space="preserve">verification_scripts/exp5_reanalysis.py</w:t>
+      </w:r>
+      <w:r>
+        <w:t xml:space="preserve"> </w:t>
+      </w:r>
+      <w:r>
+        <w:t xml:space="preserve">and</w:t>
       </w:r>
       <w:r>
         <w:t xml:space="preserve"> </w:t>
@@ -1591,10 +1594,10 @@
         <w:rPr>
           <w:rStyle w:val="VerbatimChar"/>
         </w:rPr>
-        <w:t xml:space="preserve">revision/encoder_sensitivity.py</w:t>
-      </w:r>
-      <w:r>
-        <w:t xml:space="preserve">, and</w:t>
+        <w:t xml:space="preserve">verification_scripts/encoder_sensitivity.py</w:t>
+      </w:r>
+      <w:r>
+        <w:t xml:space="preserve">;</w:t>
       </w:r>
       <w:r>
         <w:t xml:space="preserve"> </w:t>
@@ -1609,7 +1612,7 @@
         <w:t xml:space="preserve"> </w:t>
       </w:r>
       <w:r>
-        <w:t xml:space="preserve">in the repository), and the reproducibility documentation was corrected and extended (exact seed indices per experiment; the previously missing Machine-Temperature download step).</w:t>
+        <w:t xml:space="preserve">in the public repository), and the reproducibility documentation was corrected and extended (exact seed indices per experiment; the previously missing Machine-Temperature download step).</w:t>
       </w:r>
     </w:p>
     <w:p>

--- a/paper/mdpi_sensors/submission_R1/response_to_reviewer_2.docx
+++ b/paper/mdpi_sensors/submission_R1/response_to_reviewer_2.docx
@@ -491,7 +491,7 @@
         <w:t xml:space="preserve">“Preprint”</w:t>
       </w:r>
       <w:r>
-        <w:t xml:space="preserve">, and every invocation of its theorems is co-cited with peer-reviewed anchors (Kallaugher, FOCS 2021; Huang et al., Science 2022; Kallaugher et al., SOSA 2025). A citation–bibliography consistency check confirms all 54 in-text keys map one-to-one onto the 54 entries.</w:t>
+        <w:t xml:space="preserve">, and every invocation of its theorems is co-cited with peer-reviewed anchors (Kallaugher, FOCS 2021; Huang et al., Science 2022; Kallaugher et al., SOSA 2025). A citation–bibliography consistency check confirms all 54 in-text keys map one-to-one onto the 54 entries. Following the Academic Editor’s request that preprints not be cited, that single remaining entry now also carries an explicit footnote at its first citation in the Introduction, stating its preprint status and why no conclusion of this paper depends on its final published form; a separate response to the Academic Editor accompanies this letter.</w:t>
       </w:r>
     </w:p>
     <w:p>

--- a/paper/mdpi_sensors/submission_R1/response_to_reviewer_2.docx
+++ b/paper/mdpi_sensors/submission_R1/response_to_reviewer_2.docx
@@ -491,7 +491,7 @@
         <w:t xml:space="preserve">“Preprint”</w:t>
       </w:r>
       <w:r>
-        <w:t xml:space="preserve">, and every invocation of its theorems is co-cited with peer-reviewed anchors (Kallaugher, FOCS 2021; Huang et al., Science 2022; Kallaugher et al., SOSA 2025). A citation–bibliography consistency check confirms all 54 in-text keys map one-to-one onto the 54 entries. Following the Academic Editor’s request that preprints not be cited, that single remaining entry now also carries an explicit footnote at its first citation in the Introduction, stating its preprint status and why no conclusion of this paper depends on its final published form; a separate response to the Academic Editor accompanies this letter.</w:t>
+        <w:t xml:space="preserve">, and every invocation of its theorems is co-cited with peer-reviewed anchors (Kallaugher, FOCS 2021; Huang et al., Science 2022; Kallaugher et al., SOSA 2025). A citation–bibliography consistency check confirms every in-text key maps one-to-one onto the bibliography. Following the Academic Editor’s request that preprints not be cited, the remaining preprint’s in-text citations were further reduced to the attribution-essential minimum, an explicit status footnote was added at its first citation in the Introduction, and one further peer-reviewed anchor was added and co-cited — Kallaugher, Parekh and Voronova (STOC 2024, DOI 10.1145/3618260.3649709), the first exponential quantum–classical space separation for a natural streaming problem (which also corrects a Related-Work sentence that previously over-credited the 2021 FOCS paper, whose advantage is polynomial). The bibliography now has 55 entries, consistency re-verified 55↔55; a separate response to the Academic Editor accompanies this letter.</w:t>
       </w:r>
     </w:p>
     <w:p>

--- a/paper/mdpi_sensors/submission_R1/response_to_reviewer_2.docx
+++ b/paper/mdpi_sensors/submission_R1/response_to_reviewer_2.docx
@@ -491,7 +491,7 @@
         <w:t xml:space="preserve">“Preprint”</w:t>
       </w:r>
       <w:r>
-        <w:t xml:space="preserve">, and every invocation of its theorems is co-cited with peer-reviewed anchors (Kallaugher, FOCS 2021; Huang et al., Science 2022; Kallaugher et al., SOSA 2025). A citation–bibliography consistency check confirms every in-text key maps one-to-one onto the bibliography. Following the Academic Editor’s request that preprints not be cited, the remaining preprint’s in-text citations were further reduced to the attribution-essential minimum, an explicit status footnote was added at its first citation in the Introduction, and one further peer-reviewed anchor was added and co-cited — Kallaugher, Parekh and Voronova (STOC 2024, DOI 10.1145/3618260.3649709), the first exponential quantum–classical space separation for a natural streaming problem (which also corrects a Related-Work sentence that previously over-credited the 2021 FOCS paper, whose advantage is polynomial). The bibliography now has 55 entries, consistency re-verified 55↔55; a separate response to the Academic Editor accompanies this letter.</w:t>
+        <w:t xml:space="preserve">, and every invocation of its theorems is co-cited with peer-reviewed anchors (Kallaugher, FOCS 2021; Huang et al., Science 2022; Kallaugher et al., SOSA 2025). A citation–bibliography consistency check confirms every in-text key maps one-to-one onto the bibliography. Following the Academic Editor’s request that preprints not be cited, the remaining preprint’s in-text citations were further reduced to the attribution-essential minimum, an explicit status footnote was added at its first citation in the Introduction, and one further peer-reviewed anchor was added and co-cited — Kallaugher, Parekh and Voronova (STOC 2024, DOI 10.1145/3618260.3649709), which establishes an exponential quantum–classical space separation for a natural streaming problem (this also corrects a Related-Work sentence that previously credited the 2021 FOCS paper with an exponential separation, whereas the advantage established there is polynomial). The bibliography now has 55 entries, consistency re-verified 55↔55; a separate response to the Academic Editor accompanies this letter.</w:t>
       </w:r>
     </w:p>
     <w:p>
